--- a/EF-EBAC-M5_v3.docx
+++ b/EF-EBAC-M5_v3.docx
@@ -2370,24 +2370,10 @@
         </w:rPr>
       </w:pPr>
     </w:p>
-    <w:p>
-      <w:pPr>
-        <w:rPr>
-          <w:rFonts w:eastAsia="Times New Roman"/>
-        </w:rPr>
-      </w:pPr>
-    </w:p>
-    <w:p>
-      <w:pPr>
-        <w:rPr>
-          <w:rFonts w:eastAsia="Times New Roman"/>
-        </w:rPr>
-      </w:pPr>
-    </w:p>
     <w:tbl>
       <w:tblPr>
         <w:tblStyle w:val="4"/>
-        <w:tblW w:w="5000" w:type="pct"/>
+        <w:tblW w:w="5080" w:type="pct"/>
         <w:jc w:val="center"/>
         <w:tblCellSpacing w:w="0" w:type="dxa"/>
         <w:tblLayout w:type="autofit"/>
@@ -2399,8 +2385,8 @@
         </w:tblCellMar>
       </w:tblPr>
       <w:tblGrid>
-        <w:gridCol w:w="1440"/>
-        <w:gridCol w:w="7144"/>
+        <w:gridCol w:w="1579"/>
+        <w:gridCol w:w="7142"/>
       </w:tblGrid>
       <w:tr>
         <w:tblPrEx>
@@ -2417,14 +2403,14 @@
         </w:trPr>
         <w:tc>
           <w:tcPr>
-            <w:tcW w:w="50" w:type="pct"/>
+            <w:tcW w:w="905" w:type="pct"/>
             <w:shd w:val="clear" w:color="auto" w:fill="BBBBBB"/>
             <w:noWrap/>
             <w:vAlign w:val="center"/>
           </w:tcPr>
           <w:p>
             <w:pPr>
-              <w:jc w:val="center"/>
+              <w:jc w:val="both"/>
               <w:rPr>
                 <w:rFonts w:eastAsia="Times New Roman"/>
               </w:rPr>
@@ -2439,7 +2425,7 @@
         </w:tc>
         <w:tc>
           <w:tcPr>
-            <w:tcW w:w="0" w:type="auto"/>
+            <w:tcW w:w="4094" w:type="pct"/>
             <w:vAlign w:val="center"/>
           </w:tcPr>
           <w:p>
@@ -2448,12 +2434,6 @@
                 <w:rFonts w:eastAsia="Times New Roman"/>
               </w:rPr>
             </w:pPr>
-            <w:r>
-              <w:rPr>
-                <w:rFonts w:eastAsia="Times New Roman"/>
-              </w:rPr>
-              <w:t> </w:t>
-            </w:r>
           </w:p>
         </w:tc>
       </w:tr>
@@ -2669,31 +2649,98 @@
           <w:p>
             <w:pPr>
               <w:rPr>
+                <w:lang w:val="pt-BR"/>
+              </w:rPr>
+            </w:pPr>
+            <w:r>
+              <w:rPr>
+                <w:rFonts w:eastAsia="Times New Roman"/>
+              </w:rPr>
+              <w:t>CT08</w:t>
+            </w:r>
+            <w:r>
+              <w:rPr>
+                <w:rFonts w:hint="default" w:eastAsia="Times New Roman"/>
+                <w:lang w:val="pt-BR"/>
+              </w:rPr>
+              <w:t xml:space="preserve"> - </w:t>
+            </w:r>
+            <w:r>
+              <w:rPr>
+                <w:lang w:val="pt-BR"/>
+              </w:rPr>
+              <w:t>Validar cadastro de</w:t>
+            </w:r>
+            <w:r>
+              <w:rPr>
+                <w:rFonts w:hint="default"/>
+                <w:lang w:val="pt-BR"/>
+              </w:rPr>
+              <w:t xml:space="preserve"> 149</w:t>
+            </w:r>
+            <w:r>
+              <w:rPr>
+                <w:lang w:val="pt-BR"/>
+              </w:rPr>
+              <w:t xml:space="preserve"> por vez</w:t>
+            </w:r>
+          </w:p>
+          <w:p>
+            <w:pPr>
+              <w:rPr>
+                <w:lang w:val="pt-BR"/>
+              </w:rPr>
+            </w:pPr>
+            <w:r>
+              <w:rPr>
+                <w:rFonts w:eastAsia="Times New Roman"/>
+              </w:rPr>
+              <w:t>CT09</w:t>
+            </w:r>
+            <w:r>
+              <w:rPr>
+                <w:rFonts w:hint="default" w:eastAsia="Times New Roman"/>
+                <w:lang w:val="pt-BR"/>
+              </w:rPr>
+              <w:t xml:space="preserve"> - </w:t>
+            </w:r>
+            <w:r>
+              <w:rPr>
+                <w:lang w:val="pt-BR"/>
+              </w:rPr>
+              <w:t>Validar cadastro de</w:t>
+            </w:r>
+            <w:r>
+              <w:rPr>
+                <w:rFonts w:hint="default"/>
+                <w:lang w:val="pt-BR"/>
+              </w:rPr>
+              <w:t xml:space="preserve"> 150</w:t>
+            </w:r>
+            <w:r>
+              <w:rPr>
+                <w:lang w:val="pt-BR"/>
+              </w:rPr>
+              <w:t xml:space="preserve"> por vez</w:t>
+            </w:r>
+          </w:p>
+          <w:p>
+            <w:pPr>
+              <w:rPr>
+                <w:rFonts w:hint="default" w:eastAsia="Times New Roman"/>
+                <w:lang w:val="pt-BR"/>
+              </w:rPr>
+            </w:pPr>
+          </w:p>
+          <w:p>
+            <w:pPr>
+              <w:rPr>
                 <w:rFonts w:hint="default" w:eastAsia="Times New Roman"/>
                 <w:sz w:val="20"/>
                 <w:szCs w:val="20"/>
                 <w:lang w:val="pt-BR"/>
               </w:rPr>
             </w:pPr>
-            <w:r>
-              <w:rPr>
-                <w:rFonts w:hint="default" w:eastAsia="Times New Roman"/>
-                <w:sz w:val="20"/>
-                <w:szCs w:val="20"/>
-                <w:lang w:val="pt-BR"/>
-              </w:rPr>
-              <w:t>CT07 - Validação de produto igual já cadastrado há 91 dias</w:t>
-            </w:r>
-          </w:p>
-          <w:p>
-            <w:pPr>
-              <w:rPr>
-                <w:rFonts w:hint="default" w:eastAsia="Times New Roman"/>
-                <w:sz w:val="20"/>
-                <w:szCs w:val="20"/>
-                <w:lang w:val="pt-BR"/>
-              </w:rPr>
-            </w:pPr>
           </w:p>
         </w:tc>
         <w:tc>
@@ -2703,59 +2750,204 @@
           </w:tcPr>
           <w:p>
             <w:pPr>
+              <w:rPr>
+                <w:b w:val="0"/>
+                <w:bCs w:val="0"/>
+                <w:sz w:val="24"/>
+                <w:szCs w:val="24"/>
+              </w:rPr>
+            </w:pPr>
+            <w:r>
+              <w:rPr>
+                <w:rFonts w:eastAsia="Times New Roman"/>
+                <w:sz w:val="24"/>
+                <w:szCs w:val="24"/>
+              </w:rPr>
+              <w:t>CT11</w:t>
+            </w:r>
+            <w:r>
+              <w:rPr>
+                <w:rFonts w:hint="default" w:eastAsia="Times New Roman"/>
+                <w:sz w:val="24"/>
+                <w:szCs w:val="24"/>
+                <w:lang w:val="pt-BR"/>
+              </w:rPr>
+              <w:t xml:space="preserve"> - Cadastro de produto de </w:t>
+            </w:r>
+            <w:r>
+              <w:rPr>
+                <w:b w:val="0"/>
+                <w:bCs w:val="0"/>
+                <w:sz w:val="24"/>
+                <w:szCs w:val="24"/>
+              </w:rPr>
+              <w:t xml:space="preserve">administrador </w:t>
+            </w:r>
+            <w:r>
+              <w:rPr>
+                <w:rFonts w:hint="default"/>
+                <w:b w:val="0"/>
+                <w:bCs w:val="0"/>
+                <w:sz w:val="24"/>
+                <w:szCs w:val="24"/>
+                <w:lang w:val="pt-BR"/>
+              </w:rPr>
+              <w:t xml:space="preserve">não </w:t>
+            </w:r>
+            <w:r>
+              <w:rPr>
+                <w:b w:val="0"/>
+                <w:bCs w:val="0"/>
+                <w:sz w:val="24"/>
+                <w:szCs w:val="24"/>
+              </w:rPr>
+              <w:t>autenticado</w:t>
+            </w:r>
+          </w:p>
+          <w:p>
+            <w:pPr>
+              <w:rPr>
+                <w:rFonts w:hint="default" w:eastAsia="Times New Roman"/>
+                <w:highlight w:val="none"/>
+                <w:lang w:val="pt-BR"/>
+              </w:rPr>
+            </w:pPr>
+            <w:r>
               <w:rPr>
                 <w:b w:val="0"/>
                 <w:bCs w:val="0"/>
                 <w:sz w:val="20"/>
                 <w:szCs w:val="20"/>
               </w:rPr>
-            </w:pPr>
-            <w:r>
-              <w:rPr>
-                <w:rFonts w:eastAsia="Times New Roman"/>
-                <w:sz w:val="20"/>
-                <w:szCs w:val="20"/>
-              </w:rPr>
-              <w:t>CT11</w:t>
-            </w:r>
-            <w:r>
-              <w:rPr>
-                <w:rFonts w:hint="default" w:eastAsia="Times New Roman"/>
-                <w:sz w:val="20"/>
-                <w:szCs w:val="20"/>
-                <w:lang w:val="pt-BR"/>
-              </w:rPr>
-              <w:t xml:space="preserve"> - Cadastro de produto de </w:t>
-            </w:r>
-            <w:r>
+              <w:t xml:space="preserve"> </w:t>
+            </w:r>
+            <w:r>
+              <w:rPr>
+                <w:rFonts w:eastAsia="Times New Roman"/>
+              </w:rPr>
+              <w:t>CT03</w:t>
+            </w:r>
+            <w:r>
+              <w:rPr>
+                <w:rFonts w:hint="default" w:eastAsia="Times New Roman"/>
+                <w:lang w:val="pt-BR"/>
+              </w:rPr>
+              <w:t xml:space="preserve"> - </w:t>
+            </w:r>
+            <w:r>
+              <w:rPr>
+                <w:rFonts w:eastAsia="Times New Roman"/>
+                <w:highlight w:val="none"/>
+              </w:rPr>
+              <w:t>Cadastro de produtos com valor</w:t>
+            </w:r>
+            <w:r>
+              <w:rPr>
+                <w:rFonts w:hint="default" w:eastAsia="Times New Roman"/>
+                <w:highlight w:val="none"/>
+                <w:lang w:val="pt-BR"/>
+              </w:rPr>
+              <w:t xml:space="preserve"> de 15</w:t>
+            </w:r>
+            <w:r>
+              <w:rPr>
+                <w:rFonts w:eastAsia="Times New Roman"/>
+                <w:highlight w:val="none"/>
+              </w:rPr>
+              <w:t>0,0</w:t>
+            </w:r>
+            <w:r>
+              <w:rPr>
+                <w:rFonts w:hint="default" w:eastAsia="Times New Roman"/>
+                <w:highlight w:val="none"/>
+                <w:lang w:val="pt-BR"/>
+              </w:rPr>
+              <w:t>0</w:t>
+            </w:r>
+          </w:p>
+          <w:p>
+            <w:pPr>
+              <w:rPr>
+                <w:rFonts w:hint="default" w:eastAsia="Times New Roman"/>
+                <w:highlight w:val="none"/>
+                <w:lang w:val="pt-BR"/>
+              </w:rPr>
+            </w:pPr>
+            <w:r>
+              <w:rPr>
+                <w:rFonts w:eastAsia="Times New Roman"/>
+              </w:rPr>
+              <w:t>CT04</w:t>
+            </w:r>
+            <w:r>
+              <w:rPr>
+                <w:rFonts w:hint="default" w:eastAsia="Times New Roman"/>
+                <w:lang w:val="pt-BR"/>
+              </w:rPr>
+              <w:t xml:space="preserve"> - </w:t>
+            </w:r>
+            <w:r>
+              <w:rPr>
+                <w:rFonts w:eastAsia="Times New Roman"/>
+                <w:highlight w:val="none"/>
+              </w:rPr>
+              <w:t>Cadastro de produtos com valor</w:t>
+            </w:r>
+            <w:r>
+              <w:rPr>
+                <w:rFonts w:hint="default" w:eastAsia="Times New Roman"/>
+                <w:highlight w:val="none"/>
+                <w:lang w:val="pt-BR"/>
+              </w:rPr>
+              <w:t xml:space="preserve"> de R$50,00</w:t>
+            </w:r>
+          </w:p>
+          <w:p>
+            <w:pPr>
+              <w:rPr>
+                <w:rFonts w:hint="default" w:eastAsia="Times New Roman"/>
+                <w:sz w:val="24"/>
+                <w:szCs w:val="24"/>
+                <w:lang w:val="pt-BR"/>
+              </w:rPr>
+            </w:pPr>
+            <w:r>
+              <w:rPr>
+                <w:rFonts w:hint="default" w:eastAsia="Times New Roman"/>
+                <w:sz w:val="24"/>
+                <w:szCs w:val="24"/>
+                <w:lang w:val="pt-BR"/>
+              </w:rPr>
+              <w:t>CT07 - Validação de produto igual já cadastrado há 91 dias</w:t>
+            </w:r>
+          </w:p>
+          <w:p>
+            <w:pPr>
+              <w:rPr>
+                <w:rFonts w:hint="default" w:eastAsia="Times New Roman"/>
+                <w:highlight w:val="none"/>
+                <w:lang w:val="pt-BR"/>
+              </w:rPr>
+            </w:pPr>
+          </w:p>
+          <w:p>
+            <w:pPr>
+              <w:rPr>
+                <w:rFonts w:hint="default" w:eastAsia="Times New Roman"/>
+                <w:highlight w:val="none"/>
+                <w:lang w:val="pt-BR"/>
+              </w:rPr>
+            </w:pPr>
+          </w:p>
+          <w:p>
+            <w:pPr>
               <w:rPr>
                 <w:b w:val="0"/>
                 <w:bCs w:val="0"/>
                 <w:sz w:val="20"/>
                 <w:szCs w:val="20"/>
               </w:rPr>
-              <w:t xml:space="preserve">administrador </w:t>
-            </w:r>
-            <w:r>
-              <w:rPr>
-                <w:rFonts w:hint="default"/>
-                <w:b w:val="0"/>
-                <w:bCs w:val="0"/>
-                <w:sz w:val="20"/>
-                <w:szCs w:val="20"/>
-                <w:lang w:val="pt-BR"/>
-              </w:rPr>
-              <w:t xml:space="preserve">não </w:t>
-            </w:r>
-            <w:r>
-              <w:rPr>
-                <w:b w:val="0"/>
-                <w:bCs w:val="0"/>
-                <w:sz w:val="20"/>
-                <w:szCs w:val="20"/>
-              </w:rPr>
-              <w:t xml:space="preserve">autenticado </w:t>
-            </w:r>
+            </w:pPr>
           </w:p>
           <w:p>
             <w:pPr>
@@ -2855,141 +3047,45 @@
           <w:p>
             <w:pPr>
               <w:rPr>
-                <w:rFonts w:eastAsia="Times New Roman"/>
-                <w:highlight w:val="yellow"/>
-              </w:rPr>
-            </w:pPr>
-            <w:r>
-              <w:rPr>
-                <w:rFonts w:eastAsia="Times New Roman"/>
-                <w:highlight w:val="yellow"/>
-              </w:rPr>
-              <w:t>CT01</w:t>
-            </w:r>
-            <w:r>
-              <w:rPr>
-                <w:rFonts w:eastAsia="Times New Roman"/>
+                <w:rFonts w:hint="default"/>
+                <w:lang w:val="pt-BR"/>
+              </w:rPr>
+            </w:pPr>
+          </w:p>
+        </w:tc>
+        <w:tc>
+          <w:tcPr>
+            <w:tcW w:w="3828" w:type="dxa"/>
+          </w:tcPr>
+          <w:p>
+            <w:pPr>
+              <w:rPr>
+                <w:sz w:val="24"/>
+                <w:szCs w:val="24"/>
+                <w:lang w:val="pt-BR"/>
+              </w:rPr>
+            </w:pPr>
+            <w:r>
+              <w:rPr>
+                <w:rFonts w:eastAsia="Times New Roman"/>
+                <w:sz w:val="24"/>
+                <w:szCs w:val="24"/>
+              </w:rPr>
+              <w:t>CT10</w:t>
+            </w:r>
+            <w:r>
+              <w:rPr>
+                <w:rFonts w:hint="default" w:eastAsia="Times New Roman"/>
+                <w:sz w:val="24"/>
+                <w:szCs w:val="24"/>
+                <w:lang w:val="pt-BR"/>
               </w:rPr>
               <w:t xml:space="preserve"> - </w:t>
             </w:r>
             <w:r>
               <w:rPr>
-                <w:rFonts w:eastAsia="Times New Roman"/>
-                <w:highlight w:val="yellow"/>
-              </w:rPr>
-              <w:t>Cadastro de produtos com valores maiores que 150,00</w:t>
-            </w:r>
-          </w:p>
-          <w:p>
-            <w:pPr>
-              <w:rPr>
-                <w:rFonts w:hint="default" w:eastAsia="Times New Roman"/>
-                <w:highlight w:val="none"/>
-                <w:lang w:val="pt-BR"/>
-              </w:rPr>
-            </w:pPr>
-            <w:r>
-              <w:rPr>
-                <w:rFonts w:eastAsia="Times New Roman"/>
-              </w:rPr>
-              <w:t>CT03</w:t>
-            </w:r>
-            <w:r>
-              <w:rPr>
-                <w:rFonts w:hint="default" w:eastAsia="Times New Roman"/>
-                <w:lang w:val="pt-BR"/>
-              </w:rPr>
-              <w:t xml:space="preserve"> - </w:t>
-            </w:r>
-            <w:r>
-              <w:rPr>
-                <w:rFonts w:eastAsia="Times New Roman"/>
-                <w:highlight w:val="none"/>
-              </w:rPr>
-              <w:t>Cadastro de produtos com valor</w:t>
-            </w:r>
-            <w:r>
-              <w:rPr>
-                <w:rFonts w:hint="default" w:eastAsia="Times New Roman"/>
-                <w:highlight w:val="none"/>
-                <w:lang w:val="pt-BR"/>
-              </w:rPr>
-              <w:t xml:space="preserve"> de 15</w:t>
-            </w:r>
-            <w:r>
-              <w:rPr>
-                <w:rFonts w:eastAsia="Times New Roman"/>
-                <w:highlight w:val="none"/>
-              </w:rPr>
-              <w:t>0,0</w:t>
-            </w:r>
-            <w:r>
-              <w:rPr>
-                <w:rFonts w:hint="default" w:eastAsia="Times New Roman"/>
-                <w:highlight w:val="none"/>
-                <w:lang w:val="pt-BR"/>
-              </w:rPr>
-              <w:t>0</w:t>
-            </w:r>
-          </w:p>
-          <w:p>
-            <w:pPr>
-              <w:rPr>
-                <w:rFonts w:hint="default" w:eastAsia="Times New Roman"/>
-                <w:highlight w:val="none"/>
-                <w:lang w:val="pt-BR"/>
-              </w:rPr>
-            </w:pPr>
-            <w:r>
-              <w:rPr>
-                <w:rFonts w:eastAsia="Times New Roman"/>
-              </w:rPr>
-              <w:t>CT04</w:t>
-            </w:r>
-            <w:r>
-              <w:rPr>
-                <w:rFonts w:hint="default" w:eastAsia="Times New Roman"/>
-                <w:lang w:val="pt-BR"/>
-              </w:rPr>
-              <w:t xml:space="preserve"> - </w:t>
-            </w:r>
-            <w:r>
-              <w:rPr>
-                <w:rFonts w:eastAsia="Times New Roman"/>
-                <w:highlight w:val="none"/>
-              </w:rPr>
-              <w:t>Cadastro de produtos com valor</w:t>
-            </w:r>
-            <w:r>
-              <w:rPr>
-                <w:rFonts w:hint="default" w:eastAsia="Times New Roman"/>
-                <w:highlight w:val="none"/>
-                <w:lang w:val="pt-BR"/>
-              </w:rPr>
-              <w:t xml:space="preserve"> de 50,00</w:t>
-            </w:r>
-          </w:p>
-          <w:p>
-            <w:pPr>
-              <w:rPr>
-                <w:lang w:val="pt-BR"/>
-              </w:rPr>
-            </w:pPr>
-            <w:r>
-              <w:rPr>
-                <w:rFonts w:eastAsia="Times New Roman"/>
-              </w:rPr>
-              <w:t>CT08</w:t>
-            </w:r>
-            <w:r>
-              <w:rPr>
-                <w:rFonts w:hint="default" w:eastAsia="Times New Roman"/>
-                <w:lang w:val="pt-BR"/>
-              </w:rPr>
-              <w:t xml:space="preserve"> - </w:t>
-            </w:r>
-            <w:r>
-              <w:rPr>
+                <w:sz w:val="24"/>
+                <w:szCs w:val="24"/>
                 <w:lang w:val="pt-BR"/>
               </w:rPr>
               <w:t>Validar cadastro de</w:t>
@@ -2997,12 +3093,16 @@
             <w:r>
               <w:rPr>
                 <w:rFonts w:hint="default"/>
-                <w:lang w:val="pt-BR"/>
-              </w:rPr>
-              <w:t xml:space="preserve"> 149</w:t>
-            </w:r>
-            <w:r>
-              <w:rPr>
+                <w:sz w:val="24"/>
+                <w:szCs w:val="24"/>
+                <w:lang w:val="pt-BR"/>
+              </w:rPr>
+              <w:t xml:space="preserve"> 151</w:t>
+            </w:r>
+            <w:r>
+              <w:rPr>
+                <w:sz w:val="24"/>
+                <w:szCs w:val="24"/>
                 <w:lang w:val="pt-BR"/>
               </w:rPr>
               <w:t xml:space="preserve"> por vez</w:t>
@@ -3010,126 +3110,99 @@
           </w:p>
           <w:p>
             <w:pPr>
-              <w:rPr>
-                <w:lang w:val="pt-BR"/>
-              </w:rPr>
-            </w:pPr>
-            <w:r>
-              <w:rPr>
-                <w:rFonts w:eastAsia="Times New Roman"/>
-              </w:rPr>
-              <w:t>CT09</w:t>
-            </w:r>
-            <w:r>
-              <w:rPr>
-                <w:rFonts w:hint="default" w:eastAsia="Times New Roman"/>
-                <w:lang w:val="pt-BR"/>
-              </w:rPr>
-              <w:t xml:space="preserve"> - </w:t>
-            </w:r>
-            <w:r>
-              <w:rPr>
-                <w:lang w:val="pt-BR"/>
-              </w:rPr>
-              <w:t>Validar cadastro de</w:t>
-            </w:r>
-            <w:r>
-              <w:rPr>
-                <w:rFonts w:hint="default"/>
-                <w:lang w:val="pt-BR"/>
-              </w:rPr>
-              <w:t xml:space="preserve"> 150</w:t>
-            </w:r>
-            <w:r>
-              <w:rPr>
-                <w:lang w:val="pt-BR"/>
-              </w:rPr>
-              <w:t xml:space="preserve"> por vez</w:t>
-            </w:r>
-          </w:p>
-          <w:p>
-            <w:pPr>
-              <w:rPr>
-                <w:rFonts w:hint="default"/>
-                <w:lang w:val="pt-BR"/>
-              </w:rPr>
-            </w:pPr>
-            <w:r>
-              <w:rPr>
-                <w:rFonts w:eastAsia="Times New Roman"/>
-              </w:rPr>
-              <w:t>CT1</w:t>
-            </w:r>
-            <w:r>
-              <w:rPr>
-                <w:rFonts w:hint="default" w:eastAsia="Times New Roman"/>
-                <w:lang w:val="pt-BR"/>
-              </w:rPr>
-              <w:t xml:space="preserve">2 - Cadastro de produto de </w:t>
-            </w:r>
-            <w:r>
               <w:rPr>
                 <w:b w:val="0"/>
                 <w:bCs w:val="0"/>
                 <w:sz w:val="24"/>
                 <w:szCs w:val="24"/>
               </w:rPr>
+            </w:pPr>
+            <w:r>
+              <w:rPr>
+                <w:rFonts w:eastAsia="Times New Roman"/>
+              </w:rPr>
+              <w:t>CT1</w:t>
+            </w:r>
+            <w:r>
+              <w:rPr>
+                <w:rFonts w:hint="default" w:eastAsia="Times New Roman"/>
+                <w:lang w:val="pt-BR"/>
+              </w:rPr>
+              <w:t xml:space="preserve">2 - Cadastro de produto de </w:t>
+            </w:r>
+            <w:r>
+              <w:rPr>
+                <w:b w:val="0"/>
+                <w:bCs w:val="0"/>
+                <w:sz w:val="24"/>
+                <w:szCs w:val="24"/>
+              </w:rPr>
               <w:t xml:space="preserve">administrador autenticado </w:t>
             </w:r>
           </w:p>
-        </w:tc>
-        <w:tc>
-          <w:tcPr>
-            <w:tcW w:w="3828" w:type="dxa"/>
-          </w:tcPr>
-          <w:p>
-            <w:pPr>
-              <w:rPr>
-                <w:rFonts w:eastAsia="Times New Roman"/>
-              </w:rPr>
-            </w:pPr>
-            <w:r>
-              <w:rPr>
-                <w:rFonts w:eastAsia="Times New Roman"/>
-                <w:sz w:val="20"/>
-                <w:szCs w:val="20"/>
-              </w:rPr>
-              <w:t>CT10</w:t>
-            </w:r>
-            <w:r>
-              <w:rPr>
-                <w:rFonts w:hint="default" w:eastAsia="Times New Roman"/>
-                <w:sz w:val="20"/>
-                <w:szCs w:val="20"/>
-                <w:lang w:val="pt-BR"/>
+          <w:p>
+            <w:pPr>
+              <w:rPr>
+                <w:rFonts w:eastAsia="Times New Roman"/>
+                <w:highlight w:val="yellow"/>
+              </w:rPr>
+            </w:pPr>
+            <w:r>
+              <w:rPr>
+                <w:rFonts w:eastAsia="Times New Roman"/>
+                <w:highlight w:val="yellow"/>
+              </w:rPr>
+              <w:t>CT01</w:t>
+            </w:r>
+            <w:r>
+              <w:rPr>
+                <w:rFonts w:eastAsia="Times New Roman"/>
               </w:rPr>
               <w:t xml:space="preserve"> - </w:t>
             </w:r>
             <w:r>
               <w:rPr>
-                <w:sz w:val="20"/>
-                <w:szCs w:val="20"/>
-                <w:lang w:val="pt-BR"/>
-              </w:rPr>
-              <w:t>Validar cadastro de</w:t>
-            </w:r>
-            <w:r>
-              <w:rPr>
-                <w:rFonts w:hint="default"/>
-                <w:sz w:val="20"/>
-                <w:szCs w:val="20"/>
-                <w:lang w:val="pt-BR"/>
-              </w:rPr>
-              <w:t xml:space="preserve"> 151</w:t>
-            </w:r>
-            <w:r>
-              <w:rPr>
-                <w:sz w:val="20"/>
-                <w:szCs w:val="20"/>
-                <w:lang w:val="pt-BR"/>
-              </w:rPr>
-              <w:t xml:space="preserve"> por vez</w:t>
-            </w:r>
+                <w:rFonts w:eastAsia="Times New Roman"/>
+                <w:highlight w:val="yellow"/>
+              </w:rPr>
+              <w:t xml:space="preserve">Cadastro de produtos com valores maiores que </w:t>
+            </w:r>
+            <w:r>
+              <w:rPr>
+                <w:rFonts w:hint="default" w:eastAsia="Times New Roman"/>
+                <w:highlight w:val="yellow"/>
+                <w:lang w:val="pt-BR"/>
+              </w:rPr>
+              <w:t>R$</w:t>
+            </w:r>
+            <w:r>
+              <w:rPr>
+                <w:rFonts w:eastAsia="Times New Roman"/>
+                <w:highlight w:val="yellow"/>
+              </w:rPr>
+              <w:t>150,00</w:t>
+            </w:r>
+          </w:p>
+          <w:p>
+            <w:pPr>
+              <w:rPr>
+                <w:b w:val="0"/>
+                <w:bCs w:val="0"/>
+                <w:sz w:val="24"/>
+                <w:szCs w:val="24"/>
+              </w:rPr>
+            </w:pPr>
+          </w:p>
+          <w:p>
+            <w:pPr>
+              <w:rPr>
+                <w:b w:val="0"/>
+                <w:bCs w:val="0"/>
+                <w:sz w:val="24"/>
+                <w:szCs w:val="24"/>
+                <w:lang w:val="pt-BR"/>
+              </w:rPr>
+            </w:pPr>
           </w:p>
         </w:tc>
       </w:tr>
@@ -3153,20 +3226,6 @@
         </w:rPr>
         <w:t>Obs.: Após escrever os cenários, identifique o impacto e probabilidade de cada cenário e jogue na matriz de risco.</w:t>
       </w:r>
-    </w:p>
-    <w:p>
-      <w:pPr>
-        <w:rPr>
-          <w:rFonts w:eastAsia="Times New Roman"/>
-        </w:rPr>
-      </w:pPr>
-    </w:p>
-    <w:p>
-      <w:pPr>
-        <w:rPr>
-          <w:rFonts w:eastAsia="Times New Roman"/>
-        </w:rPr>
-      </w:pPr>
     </w:p>
     <w:p>
       <w:pPr>
@@ -3362,15 +3421,284 @@
           <w:lang w:val="pt-BR"/>
         </w:rPr>
       </w:pPr>
+      <w:r>
+        <w:rPr>
+          <w:rFonts w:hint="default" w:eastAsia="Times New Roman"/>
+          <w:sz w:val="20"/>
+          <w:szCs w:val="20"/>
+          <w:lang w:val="pt-BR"/>
+        </w:rPr>
+        <w:t>CT01 Risco Financeiro - Se o sistema aceitar  um produto acima da regra de negó</w:t>
+      </w:r>
+      <w:bookmarkStart w:id="0" w:name="_GoBack"/>
+      <w:bookmarkEnd w:id="0"/>
+      <w:r>
+        <w:rPr>
+          <w:rFonts w:hint="default" w:eastAsia="Times New Roman"/>
+          <w:sz w:val="20"/>
+          <w:szCs w:val="20"/>
+          <w:lang w:val="pt-BR"/>
+        </w:rPr>
+        <w:t>cio, pode gerar valores e cobranças imprevistas, causando prejuízo financeiro.</w:t>
+      </w:r>
     </w:p>
     <w:p>
       <w:pPr>
         <w:rPr>
+          <w:rFonts w:hint="default" w:eastAsia="Times New Roman"/>
+          <w:sz w:val="20"/>
+          <w:szCs w:val="20"/>
+          <w:lang w:val="pt-BR"/>
+        </w:rPr>
+      </w:pPr>
+    </w:p>
+    <w:p>
+      <w:pPr>
+        <w:rPr>
+          <w:rFonts w:hint="default" w:ascii="Times New Roman" w:hAnsi="Times New Roman" w:eastAsia="Times New Roman" w:cs="Times New Roman"/>
+          <w:sz w:val="20"/>
+          <w:szCs w:val="20"/>
+          <w:lang w:val="en-US" w:eastAsia="pt-BR"/>
+        </w:rPr>
+      </w:pPr>
+      <w:r>
+        <w:rPr>
+          <w:rFonts w:hint="default" w:eastAsia="Times New Roman"/>
+          <w:sz w:val="20"/>
+          <w:szCs w:val="20"/>
+          <w:lang w:val="pt-BR"/>
+        </w:rPr>
+        <w:t xml:space="preserve">CT12 Risco Operacional -  </w:t>
+      </w:r>
+      <w:r>
+        <w:rPr>
+          <w:rFonts w:hint="default" w:ascii="Times New Roman" w:hAnsi="Times New Roman" w:eastAsia="Times New Roman" w:cs="Times New Roman"/>
+          <w:sz w:val="20"/>
+          <w:szCs w:val="20"/>
+          <w:lang w:val="pt-BR" w:eastAsia="pt-BR"/>
+        </w:rPr>
+        <w:t>Se o administrador autenticado não conseguir cadastrar produtos, a operação de cadastro fica paralisada, impedindo a atualização do catálogo e comprometendo as vendas da</w:t>
+      </w:r>
+      <w:r>
+        <w:rPr>
+          <w:rFonts w:hint="default" w:eastAsia="Times New Roman" w:cs="Times New Roman"/>
+          <w:sz w:val="20"/>
+          <w:szCs w:val="20"/>
+          <w:lang w:val="en-US" w:eastAsia="pt-BR"/>
+        </w:rPr>
+        <w:t xml:space="preserve"> </w:t>
+      </w:r>
+      <w:r>
+        <w:rPr>
+          <w:rFonts w:hint="default" w:ascii="Times New Roman" w:hAnsi="Times New Roman" w:eastAsia="Times New Roman" w:cs="Times New Roman"/>
+          <w:sz w:val="20"/>
+          <w:szCs w:val="20"/>
+          <w:lang w:val="pt-BR" w:eastAsia="pt-BR"/>
+        </w:rPr>
+        <w:t>loja</w:t>
+      </w:r>
+      <w:r>
+        <w:rPr>
+          <w:rFonts w:hint="default" w:eastAsia="Times New Roman" w:cs="Times New Roman"/>
+          <w:sz w:val="20"/>
+          <w:szCs w:val="20"/>
+          <w:lang w:val="en-US" w:eastAsia="pt-BR"/>
+        </w:rPr>
+        <w:t>.</w:t>
+      </w:r>
+    </w:p>
+    <w:p>
+      <w:pPr>
+        <w:rPr>
+          <w:rFonts w:hint="default" w:ascii="Times New Roman" w:hAnsi="Times New Roman" w:eastAsia="Times New Roman" w:cs="Times New Roman"/>
+          <w:sz w:val="20"/>
+          <w:szCs w:val="20"/>
+          <w:lang w:val="pt-BR" w:eastAsia="pt-BR"/>
+        </w:rPr>
+      </w:pPr>
+    </w:p>
+    <w:p>
+      <w:pPr>
+        <w:rPr>
+          <w:rFonts w:hint="default" w:eastAsia="Times New Roman" w:cs="Times New Roman"/>
+          <w:sz w:val="20"/>
+          <w:szCs w:val="20"/>
+          <w:lang w:val="en-US" w:eastAsia="pt-BR"/>
+        </w:rPr>
+      </w:pPr>
+      <w:r>
+        <w:rPr>
+          <w:rFonts w:hint="default" w:eastAsia="Times New Roman" w:cs="Times New Roman"/>
+          <w:sz w:val="20"/>
+          <w:szCs w:val="20"/>
+          <w:lang w:val="en-US" w:eastAsia="pt-BR"/>
+        </w:rPr>
+        <w:t>CT03, CT04 Perda de Vendas - Se o sistema recusar um produto valido de R$150 ou R$50 ele não será cadastrado, assim comprometendo diretamente a venda e a receita.</w:t>
+      </w:r>
+    </w:p>
+    <w:p>
+      <w:pPr>
+        <w:rPr>
+          <w:rFonts w:hint="default" w:eastAsia="Times New Roman" w:cs="Times New Roman"/>
+          <w:sz w:val="20"/>
+          <w:szCs w:val="20"/>
+          <w:lang w:val="en-US" w:eastAsia="pt-BR"/>
+        </w:rPr>
+      </w:pPr>
+    </w:p>
+    <w:p>
+      <w:pPr>
+        <w:rPr>
+          <w:rFonts w:hint="default" w:eastAsia="Times New Roman" w:cs="Times New Roman"/>
+          <w:sz w:val="20"/>
+          <w:szCs w:val="20"/>
+          <w:lang w:val="pt-BR" w:eastAsia="pt-BR"/>
+        </w:rPr>
+      </w:pPr>
+      <w:r>
+        <w:rPr>
+          <w:rFonts w:hint="default" w:eastAsia="Times New Roman" w:cs="Times New Roman"/>
+          <w:sz w:val="20"/>
+          <w:szCs w:val="20"/>
+          <w:lang w:val="en-US" w:eastAsia="pt-BR"/>
+        </w:rPr>
+        <w:t xml:space="preserve">CT07 </w:t>
+      </w:r>
+      <w:r>
+        <w:rPr>
+          <w:rFonts w:hint="default" w:eastAsia="Times New Roman" w:cs="Times New Roman"/>
+          <w:sz w:val="20"/>
+          <w:szCs w:val="20"/>
+          <w:lang w:val="pt-BR" w:eastAsia="pt-BR"/>
+        </w:rPr>
+        <w:t>Preço Defasado</w:t>
+      </w:r>
+      <w:r>
+        <w:rPr>
+          <w:rFonts w:hint="default" w:eastAsia="Times New Roman" w:cs="Times New Roman"/>
+          <w:sz w:val="20"/>
+          <w:szCs w:val="20"/>
+          <w:lang w:val="en-US" w:eastAsia="pt-BR"/>
+        </w:rPr>
+        <w:t xml:space="preserve"> - </w:t>
+      </w:r>
+      <w:r>
+        <w:rPr>
+          <w:rFonts w:hint="default" w:eastAsia="Times New Roman" w:cs="Times New Roman"/>
+          <w:sz w:val="20"/>
+          <w:szCs w:val="20"/>
+          <w:lang w:val="pt-BR" w:eastAsia="pt-BR"/>
+        </w:rPr>
+        <w:t xml:space="preserve"> </w:t>
+      </w:r>
+      <w:r>
+        <w:rPr>
+          <w:rFonts w:hint="default" w:eastAsia="Times New Roman" w:cs="Times New Roman"/>
+          <w:sz w:val="20"/>
+          <w:szCs w:val="20"/>
+          <w:lang w:val="en-US" w:eastAsia="pt-BR"/>
+        </w:rPr>
+        <w:t>P</w:t>
+      </w:r>
+      <w:r>
+        <w:rPr>
+          <w:rFonts w:hint="default" w:eastAsia="Times New Roman" w:cs="Times New Roman"/>
+          <w:sz w:val="20"/>
+          <w:szCs w:val="20"/>
+          <w:lang w:val="pt-BR" w:eastAsia="pt-BR"/>
+        </w:rPr>
+        <w:t>roduto com mais de 90 dias sem renovar continua à venda com preço desatualizado</w:t>
+      </w:r>
+      <w:r>
+        <w:rPr>
+          <w:rFonts w:hint="default" w:eastAsia="Times New Roman" w:cs="Times New Roman"/>
+          <w:sz w:val="20"/>
+          <w:szCs w:val="20"/>
+          <w:lang w:val="en-US" w:eastAsia="pt-BR"/>
+        </w:rPr>
+        <w:t>,</w:t>
+      </w:r>
+      <w:r>
+        <w:rPr>
+          <w:rFonts w:hint="default" w:eastAsia="Times New Roman" w:cs="Times New Roman"/>
+          <w:sz w:val="20"/>
+          <w:szCs w:val="20"/>
+          <w:lang w:val="pt-BR" w:eastAsia="pt-BR"/>
+        </w:rPr>
+        <w:t xml:space="preserve"> pode</w:t>
+      </w:r>
+      <w:r>
+        <w:rPr>
+          <w:rFonts w:hint="default" w:eastAsia="Times New Roman" w:cs="Times New Roman"/>
+          <w:sz w:val="20"/>
+          <w:szCs w:val="20"/>
+          <w:lang w:val="en-US" w:eastAsia="pt-BR"/>
+        </w:rPr>
+        <w:t>ndo</w:t>
+      </w:r>
+      <w:r>
+        <w:rPr>
+          <w:rFonts w:hint="default" w:eastAsia="Times New Roman" w:cs="Times New Roman"/>
+          <w:sz w:val="20"/>
+          <w:szCs w:val="20"/>
+          <w:lang w:val="pt-BR" w:eastAsia="pt-BR"/>
+        </w:rPr>
+        <w:t xml:space="preserve"> gerar prejuízo</w:t>
+      </w:r>
+      <w:r>
+        <w:rPr>
+          <w:rFonts w:hint="default" w:eastAsia="Times New Roman" w:cs="Times New Roman"/>
+          <w:sz w:val="20"/>
+          <w:szCs w:val="20"/>
+          <w:lang w:val="en-US" w:eastAsia="pt-BR"/>
+        </w:rPr>
+        <w:t xml:space="preserve"> financeiro</w:t>
+      </w:r>
+      <w:r>
+        <w:rPr>
+          <w:rFonts w:hint="default" w:eastAsia="Times New Roman" w:cs="Times New Roman"/>
+          <w:sz w:val="20"/>
+          <w:szCs w:val="20"/>
+          <w:lang w:val="pt-BR" w:eastAsia="pt-BR"/>
+        </w:rPr>
+        <w:t>.</w:t>
+      </w:r>
+    </w:p>
+    <w:p>
+      <w:pPr>
+        <w:rPr>
+          <w:rFonts w:hint="default" w:eastAsia="Times New Roman"/>
+          <w:highlight w:val="none"/>
+          <w:lang w:val="en-US"/>
+        </w:rPr>
+      </w:pPr>
+    </w:p>
+    <w:p>
+      <w:pPr>
+        <w:rPr>
+          <w:rFonts w:hint="default" w:eastAsia="Times New Roman"/>
+          <w:sz w:val="20"/>
+          <w:szCs w:val="20"/>
+          <w:lang w:val="pt-BR"/>
+        </w:rPr>
+      </w:pPr>
+    </w:p>
+    <w:p>
+      <w:pPr>
+        <w:rPr>
+          <w:rFonts w:hint="default" w:eastAsia="Times New Roman"/>
+          <w:sz w:val="20"/>
+          <w:szCs w:val="20"/>
+          <w:lang w:val="pt-BR"/>
+        </w:rPr>
+      </w:pPr>
+    </w:p>
+    <w:p>
+      <w:pPr>
+        <w:rPr>
           <w:rFonts w:eastAsia="Times New Roman"/>
         </w:rPr>
       </w:pPr>
-      <w:bookmarkStart w:id="0" w:name="_GoBack"/>
-      <w:bookmarkEnd w:id="0"/>
     </w:p>
     <w:sectPr>
       <w:pgSz w:w="11906" w:h="16838"/>
@@ -3479,7 +3807,7 @@
     <w:lsdException w:uiPriority="99" w:name="Body Text Indent 3"/>
     <w:lsdException w:uiPriority="99" w:name="Block Text"/>
     <w:lsdException w:qFormat="1" w:uiPriority="99" w:name="Hyperlink"/>
-    <w:lsdException w:uiPriority="99" w:name="FollowedHyperlink"/>
+    <w:lsdException w:qFormat="1" w:uiPriority="99" w:name="FollowedHyperlink"/>
     <w:lsdException w:qFormat="1" w:unhideWhenUsed="0" w:uiPriority="22" w:semiHidden="0" w:name="Strong"/>
     <w:lsdException w:qFormat="1" w:unhideWhenUsed="0" w:uiPriority="20" w:semiHidden="0" w:name="Emphasis"/>
     <w:lsdException w:uiPriority="99" w:name="Document Map"/>
@@ -3599,6 +3927,7 @@
     <w:basedOn w:val="3"/>
     <w:semiHidden/>
     <w:unhideWhenUsed/>
+    <w:qFormat/>
     <w:uiPriority w:val="99"/>
     <w:rPr>
       <w:color w:val="800080"/>
@@ -3646,6 +3975,7 @@
   <w:style w:type="paragraph" w:customStyle="1" w:styleId="9">
     <w:name w:val="msonormal"/>
     <w:basedOn w:val="1"/>
+    <w:qFormat/>
     <w:uiPriority w:val="0"/>
     <w:pPr>
       <w:spacing w:before="100" w:beforeAutospacing="1" w:after="100" w:afterAutospacing="1"/>

--- a/EF-EBAC-M5_v3.docx
+++ b/EF-EBAC-M5_v3.docx
@@ -142,6 +142,7 @@
       </w:tr>
       <w:tr>
         <w:tblPrEx>
+          <w:shd w:val="clear" w:color="auto" w:fill="FFFFFF"/>
           <w:tblCellMar>
             <w:top w:w="0" w:type="dxa"/>
             <w:left w:w="0" w:type="dxa"/>
@@ -3374,7 +3375,9 @@
           <w:lang w:val="pt-BR"/>
         </w:rPr>
       </w:pPr>
+      <w:bookmarkStart w:id="0" w:name="_GoBack"/>
     </w:p>
+    <w:bookmarkEnd w:id="0"/>
     <w:p>
       <w:pPr>
         <w:rPr>
@@ -3428,81 +3431,191 @@
           <w:szCs w:val="20"/>
           <w:lang w:val="pt-BR"/>
         </w:rPr>
-        <w:t>CT01 Risco Financeiro - Se o sistema aceitar  um produto acima da regra de negó</w:t>
+        <w:t>CT01 Risco Financeiro - Se o sistema aceitar  um produto acima da regra de negócio, pode gerar valores e cobranças imprevistas, causando prejuízo financeiro.</w:t>
       </w:r>
-      <w:bookmarkStart w:id="0" w:name="_GoBack"/>
-      <w:bookmarkEnd w:id="0"/>
-      <w:r>
+    </w:p>
+    <w:p>
+      <w:pPr>
         <w:rPr>
           <w:rFonts w:hint="default" w:eastAsia="Times New Roman"/>
           <w:sz w:val="20"/>
           <w:szCs w:val="20"/>
           <w:lang w:val="pt-BR"/>
         </w:rPr>
-        <w:t>cio, pode gerar valores e cobranças imprevistas, causando prejuízo financeiro.</w:t>
+      </w:pPr>
+    </w:p>
+    <w:p>
+      <w:pPr>
+        <w:rPr>
+          <w:rFonts w:hint="default" w:eastAsia="Times New Roman" w:cs="Times New Roman"/>
+          <w:sz w:val="20"/>
+          <w:szCs w:val="20"/>
+          <w:lang w:val="en-US" w:eastAsia="pt-BR"/>
+        </w:rPr>
+      </w:pPr>
+      <w:r>
+        <w:rPr>
+          <w:rFonts w:hint="default" w:eastAsia="Times New Roman" w:cs="Times New Roman"/>
+          <w:sz w:val="20"/>
+          <w:szCs w:val="20"/>
+          <w:lang w:val="en-US" w:eastAsia="pt-BR"/>
+        </w:rPr>
+        <w:t>CT12 Risco Operacional - Se o administrador autenticado não conseguir cadastrar, o cadastro de produtos para, e a loja deixa de vender.</w:t>
       </w:r>
     </w:p>
     <w:p>
       <w:pPr>
         <w:rPr>
-          <w:rFonts w:hint="default" w:eastAsia="Times New Roman"/>
+          <w:rFonts w:hint="default" w:ascii="Times New Roman" w:hAnsi="Times New Roman" w:eastAsia="Times New Roman" w:cs="Times New Roman"/>
           <w:sz w:val="20"/>
           <w:szCs w:val="20"/>
-          <w:lang w:val="pt-BR"/>
+          <w:lang w:val="pt-BR" w:eastAsia="pt-BR"/>
         </w:rPr>
       </w:pPr>
     </w:p>
     <w:p>
       <w:pPr>
         <w:rPr>
-          <w:rFonts w:hint="default" w:ascii="Times New Roman" w:hAnsi="Times New Roman" w:eastAsia="Times New Roman" w:cs="Times New Roman"/>
-          <w:sz w:val="20"/>
-          <w:szCs w:val="20"/>
-          <w:lang w:val="en-US" w:eastAsia="pt-BR"/>
-        </w:rPr>
-      </w:pPr>
-      <w:r>
-        <w:rPr>
-          <w:rFonts w:hint="default" w:eastAsia="Times New Roman"/>
-          <w:sz w:val="20"/>
-          <w:szCs w:val="20"/>
-          <w:lang w:val="pt-BR"/>
-        </w:rPr>
-        <w:t xml:space="preserve">CT12 Risco Operacional -  </w:t>
-      </w:r>
-      <w:r>
-        <w:rPr>
-          <w:rFonts w:hint="default" w:ascii="Times New Roman" w:hAnsi="Times New Roman" w:eastAsia="Times New Roman" w:cs="Times New Roman"/>
-          <w:sz w:val="20"/>
-          <w:szCs w:val="20"/>
-          <w:lang w:val="pt-BR" w:eastAsia="pt-BR"/>
-        </w:rPr>
-        <w:t>Se o administrador autenticado não conseguir cadastrar produtos, a operação de cadastro fica paralisada, impedindo a atualização do catálogo e comprometendo as vendas da</w:t>
-      </w:r>
-      <w:r>
-        <w:rPr>
           <w:rFonts w:hint="default" w:eastAsia="Times New Roman" w:cs="Times New Roman"/>
           <w:sz w:val="20"/>
           <w:szCs w:val="20"/>
           <w:lang w:val="en-US" w:eastAsia="pt-BR"/>
         </w:rPr>
-        <w:t xml:space="preserve"> </w:t>
-      </w:r>
-      <w:r>
-        <w:rPr>
-          <w:rFonts w:hint="default" w:ascii="Times New Roman" w:hAnsi="Times New Roman" w:eastAsia="Times New Roman" w:cs="Times New Roman"/>
-          <w:sz w:val="20"/>
-          <w:szCs w:val="20"/>
-          <w:lang w:val="pt-BR" w:eastAsia="pt-BR"/>
-        </w:rPr>
-        <w:t>loja</w:t>
-      </w:r>
+      </w:pPr>
       <w:r>
         <w:rPr>
           <w:rFonts w:hint="default" w:eastAsia="Times New Roman" w:cs="Times New Roman"/>
           <w:sz w:val="20"/>
           <w:szCs w:val="20"/>
           <w:lang w:val="en-US" w:eastAsia="pt-BR"/>
+        </w:rPr>
+        <w:t>CT03, CT04 Perda de Vendas - Se o sistema recusar um produto valido de R$150 ou R$50 ele não será cadastrado, assim comprometendo diretamente a venda e a receita.</w:t>
+      </w:r>
+    </w:p>
+    <w:p>
+      <w:pPr>
+        <w:rPr>
+          <w:rFonts w:hint="default" w:eastAsia="Times New Roman" w:cs="Times New Roman"/>
+          <w:sz w:val="20"/>
+          <w:szCs w:val="20"/>
+          <w:lang w:val="en-US" w:eastAsia="pt-BR"/>
+        </w:rPr>
+      </w:pPr>
+    </w:p>
+    <w:p>
+      <w:pPr>
+        <w:rPr>
+          <w:rFonts w:hint="default" w:eastAsia="Times New Roman" w:cs="Times New Roman"/>
+          <w:sz w:val="20"/>
+          <w:szCs w:val="20"/>
+          <w:lang w:val="pt-BR" w:eastAsia="pt-BR"/>
+        </w:rPr>
+      </w:pPr>
+      <w:r>
+        <w:rPr>
+          <w:rFonts w:hint="default" w:eastAsia="Times New Roman" w:cs="Times New Roman"/>
+          <w:sz w:val="20"/>
+          <w:szCs w:val="20"/>
+          <w:lang w:val="en-US" w:eastAsia="pt-BR"/>
+        </w:rPr>
+        <w:t xml:space="preserve">CT07 </w:t>
+      </w:r>
+      <w:r>
+        <w:rPr>
+          <w:rFonts w:hint="default" w:eastAsia="Times New Roman" w:cs="Times New Roman"/>
+          <w:sz w:val="20"/>
+          <w:szCs w:val="20"/>
+          <w:lang w:val="pt-BR" w:eastAsia="pt-BR"/>
+        </w:rPr>
+        <w:t>Preço Defasado</w:t>
+      </w:r>
+      <w:r>
+        <w:rPr>
+          <w:rFonts w:hint="default" w:eastAsia="Times New Roman" w:cs="Times New Roman"/>
+          <w:sz w:val="20"/>
+          <w:szCs w:val="20"/>
+          <w:lang w:val="en-US" w:eastAsia="pt-BR"/>
+        </w:rPr>
+        <w:t xml:space="preserve"> - </w:t>
+      </w:r>
+      <w:r>
+        <w:rPr>
+          <w:rFonts w:hint="default" w:eastAsia="Times New Roman" w:cs="Times New Roman"/>
+          <w:sz w:val="20"/>
+          <w:szCs w:val="20"/>
+          <w:lang w:val="pt-BR" w:eastAsia="pt-BR"/>
+        </w:rPr>
+        <w:t xml:space="preserve"> </w:t>
+      </w:r>
+      <w:r>
+        <w:rPr>
+          <w:rFonts w:hint="default" w:eastAsia="Times New Roman" w:cs="Times New Roman"/>
+          <w:sz w:val="20"/>
+          <w:szCs w:val="20"/>
+          <w:lang w:val="en-US" w:eastAsia="pt-BR"/>
+        </w:rPr>
+        <w:t>P</w:t>
+      </w:r>
+      <w:r>
+        <w:rPr>
+          <w:rFonts w:hint="default" w:eastAsia="Times New Roman" w:cs="Times New Roman"/>
+          <w:sz w:val="20"/>
+          <w:szCs w:val="20"/>
+          <w:lang w:val="pt-BR" w:eastAsia="pt-BR"/>
+        </w:rPr>
+        <w:t>roduto com mais de 90 dias sem renovar continua à venda com preço desatualizado</w:t>
+      </w:r>
+      <w:r>
+        <w:rPr>
+          <w:rFonts w:hint="default" w:eastAsia="Times New Roman" w:cs="Times New Roman"/>
+          <w:sz w:val="20"/>
+          <w:szCs w:val="20"/>
+          <w:lang w:val="en-US" w:eastAsia="pt-BR"/>
+        </w:rPr>
+        <w:t>,</w:t>
+      </w:r>
+      <w:r>
+        <w:rPr>
+          <w:rFonts w:hint="default" w:eastAsia="Times New Roman" w:cs="Times New Roman"/>
+          <w:sz w:val="20"/>
+          <w:szCs w:val="20"/>
+          <w:lang w:val="pt-BR" w:eastAsia="pt-BR"/>
+        </w:rPr>
+        <w:t xml:space="preserve"> pode</w:t>
+      </w:r>
+      <w:r>
+        <w:rPr>
+          <w:rFonts w:hint="default" w:eastAsia="Times New Roman" w:cs="Times New Roman"/>
+          <w:sz w:val="20"/>
+          <w:szCs w:val="20"/>
+          <w:lang w:val="en-US" w:eastAsia="pt-BR"/>
+        </w:rPr>
+        <w:t>ndo</w:t>
+      </w:r>
+      <w:r>
+        <w:rPr>
+          <w:rFonts w:hint="default" w:eastAsia="Times New Roman" w:cs="Times New Roman"/>
+          <w:sz w:val="20"/>
+          <w:szCs w:val="20"/>
+          <w:lang w:val="pt-BR" w:eastAsia="pt-BR"/>
+        </w:rPr>
+        <w:t xml:space="preserve"> gerar prejuízo</w:t>
+      </w:r>
+      <w:r>
+        <w:rPr>
+          <w:rFonts w:hint="default" w:eastAsia="Times New Roman" w:cs="Times New Roman"/>
+          <w:sz w:val="20"/>
+          <w:szCs w:val="20"/>
+          <w:lang w:val="en-US" w:eastAsia="pt-BR"/>
+        </w:rPr>
+        <w:t xml:space="preserve"> financeiro</w:t>
+      </w:r>
+      <w:r>
+        <w:rPr>
+          <w:rFonts w:hint="default" w:eastAsia="Times New Roman" w:cs="Times New Roman"/>
+          <w:sz w:val="20"/>
+          <w:szCs w:val="20"/>
+          <w:lang w:val="pt-BR" w:eastAsia="pt-BR"/>
         </w:rPr>
         <w:t>.</w:t>
       </w:r>
@@ -3510,10 +3623,29 @@
     <w:p>
       <w:pPr>
         <w:rPr>
-          <w:rFonts w:hint="default" w:ascii="Times New Roman" w:hAnsi="Times New Roman" w:eastAsia="Times New Roman" w:cs="Times New Roman"/>
+          <w:rFonts w:hint="default" w:eastAsia="Times New Roman" w:cs="Times New Roman"/>
           <w:sz w:val="20"/>
           <w:szCs w:val="20"/>
-          <w:lang w:val="pt-BR" w:eastAsia="pt-BR"/>
+          <w:lang w:val="en-US" w:eastAsia="pt-BR"/>
+        </w:rPr>
+      </w:pPr>
+      <w:r>
+        <w:rPr>
+          <w:rFonts w:hint="default" w:eastAsia="Times New Roman" w:cs="Times New Roman"/>
+          <w:sz w:val="20"/>
+          <w:szCs w:val="20"/>
+          <w:lang w:val="en-US" w:eastAsia="pt-BR"/>
+        </w:rPr>
+        <w:t>Nenhum cenário foi classificado no quadrante 1, pois todos os cenários são ligados a regra de negócio, gerando um impacto na sua falha.</w:t>
+      </w:r>
+    </w:p>
+    <w:p>
+      <w:pPr>
+        <w:rPr>
+          <w:rFonts w:hint="default" w:eastAsia="Times New Roman" w:cs="Times New Roman"/>
+          <w:sz w:val="20"/>
+          <w:szCs w:val="20"/>
+          <w:lang w:val="en-US" w:eastAsia="pt-BR"/>
         </w:rPr>
       </w:pPr>
     </w:p>
@@ -3533,135 +3665,7 @@
           <w:szCs w:val="20"/>
           <w:lang w:val="en-US" w:eastAsia="pt-BR"/>
         </w:rPr>
-        <w:t>CT03, CT04 Perda de Vendas - Se o sistema recusar um produto valido de R$150 ou R$50 ele não será cadastrado, assim comprometendo diretamente a venda e a receita.</w:t>
-      </w:r>
-    </w:p>
-    <w:p>
-      <w:pPr>
-        <w:rPr>
-          <w:rFonts w:hint="default" w:eastAsia="Times New Roman" w:cs="Times New Roman"/>
-          <w:sz w:val="20"/>
-          <w:szCs w:val="20"/>
-          <w:lang w:val="en-US" w:eastAsia="pt-BR"/>
-        </w:rPr>
-      </w:pPr>
-    </w:p>
-    <w:p>
-      <w:pPr>
-        <w:rPr>
-          <w:rFonts w:hint="default" w:eastAsia="Times New Roman" w:cs="Times New Roman"/>
-          <w:sz w:val="20"/>
-          <w:szCs w:val="20"/>
-          <w:lang w:val="pt-BR" w:eastAsia="pt-BR"/>
-        </w:rPr>
-      </w:pPr>
-      <w:r>
-        <w:rPr>
-          <w:rFonts w:hint="default" w:eastAsia="Times New Roman" w:cs="Times New Roman"/>
-          <w:sz w:val="20"/>
-          <w:szCs w:val="20"/>
-          <w:lang w:val="en-US" w:eastAsia="pt-BR"/>
-        </w:rPr>
-        <w:t xml:space="preserve">CT07 </w:t>
-      </w:r>
-      <w:r>
-        <w:rPr>
-          <w:rFonts w:hint="default" w:eastAsia="Times New Roman" w:cs="Times New Roman"/>
-          <w:sz w:val="20"/>
-          <w:szCs w:val="20"/>
-          <w:lang w:val="pt-BR" w:eastAsia="pt-BR"/>
-        </w:rPr>
-        <w:t>Preço Defasado</w:t>
-      </w:r>
-      <w:r>
-        <w:rPr>
-          <w:rFonts w:hint="default" w:eastAsia="Times New Roman" w:cs="Times New Roman"/>
-          <w:sz w:val="20"/>
-          <w:szCs w:val="20"/>
-          <w:lang w:val="en-US" w:eastAsia="pt-BR"/>
-        </w:rPr>
-        <w:t xml:space="preserve"> - </w:t>
-      </w:r>
-      <w:r>
-        <w:rPr>
-          <w:rFonts w:hint="default" w:eastAsia="Times New Roman" w:cs="Times New Roman"/>
-          <w:sz w:val="20"/>
-          <w:szCs w:val="20"/>
-          <w:lang w:val="pt-BR" w:eastAsia="pt-BR"/>
-        </w:rPr>
-        <w:t xml:space="preserve"> </w:t>
-      </w:r>
-      <w:r>
-        <w:rPr>
-          <w:rFonts w:hint="default" w:eastAsia="Times New Roman" w:cs="Times New Roman"/>
-          <w:sz w:val="20"/>
-          <w:szCs w:val="20"/>
-          <w:lang w:val="en-US" w:eastAsia="pt-BR"/>
-        </w:rPr>
-        <w:t>P</w:t>
-      </w:r>
-      <w:r>
-        <w:rPr>
-          <w:rFonts w:hint="default" w:eastAsia="Times New Roman" w:cs="Times New Roman"/>
-          <w:sz w:val="20"/>
-          <w:szCs w:val="20"/>
-          <w:lang w:val="pt-BR" w:eastAsia="pt-BR"/>
-        </w:rPr>
-        <w:t>roduto com mais de 90 dias sem renovar continua à venda com preço desatualizado</w:t>
-      </w:r>
-      <w:r>
-        <w:rPr>
-          <w:rFonts w:hint="default" w:eastAsia="Times New Roman" w:cs="Times New Roman"/>
-          <w:sz w:val="20"/>
-          <w:szCs w:val="20"/>
-          <w:lang w:val="en-US" w:eastAsia="pt-BR"/>
-        </w:rPr>
-        <w:t>,</w:t>
-      </w:r>
-      <w:r>
-        <w:rPr>
-          <w:rFonts w:hint="default" w:eastAsia="Times New Roman" w:cs="Times New Roman"/>
-          <w:sz w:val="20"/>
-          <w:szCs w:val="20"/>
-          <w:lang w:val="pt-BR" w:eastAsia="pt-BR"/>
-        </w:rPr>
-        <w:t xml:space="preserve"> pode</w:t>
-      </w:r>
-      <w:r>
-        <w:rPr>
-          <w:rFonts w:hint="default" w:eastAsia="Times New Roman" w:cs="Times New Roman"/>
-          <w:sz w:val="20"/>
-          <w:szCs w:val="20"/>
-          <w:lang w:val="en-US" w:eastAsia="pt-BR"/>
-        </w:rPr>
-        <w:t>ndo</w:t>
-      </w:r>
-      <w:r>
-        <w:rPr>
-          <w:rFonts w:hint="default" w:eastAsia="Times New Roman" w:cs="Times New Roman"/>
-          <w:sz w:val="20"/>
-          <w:szCs w:val="20"/>
-          <w:lang w:val="pt-BR" w:eastAsia="pt-BR"/>
-        </w:rPr>
-        <w:t xml:space="preserve"> gerar prejuízo</w:t>
-      </w:r>
-      <w:r>
-        <w:rPr>
-          <w:rFonts w:hint="default" w:eastAsia="Times New Roman" w:cs="Times New Roman"/>
-          <w:sz w:val="20"/>
-          <w:szCs w:val="20"/>
-          <w:lang w:val="en-US" w:eastAsia="pt-BR"/>
-        </w:rPr>
-        <w:t xml:space="preserve"> financeiro</w:t>
-      </w:r>
-      <w:r>
-        <w:rPr>
-          <w:rFonts w:hint="default" w:eastAsia="Times New Roman" w:cs="Times New Roman"/>
-          <w:sz w:val="20"/>
-          <w:szCs w:val="20"/>
-          <w:lang w:val="pt-BR" w:eastAsia="pt-BR"/>
-        </w:rPr>
-        <w:t>.</w:t>
+        <w:t>Os cenários do quadrante 2 são testes de valores limites que costumam ter uma probabilidade alta de erro, mas nesses casos o impacto é baixo.</w:t>
       </w:r>
     </w:p>
     <w:p>
